--- a/rapoarte_1_4/Expert_Db_Big_Data_1_4_Alexandru_Indries.docx
+++ b/rapoarte_1_4/Expert_Db_Big_Data_1_4_Alexandru_Indries.docx
@@ -4,21 +4,19 @@
   <w:body>
     <w:p>
       <w:pPr>
-        <w:spacing w:after="280"/>
-        <w:jc w:val="left"/>
+        <w:spacing w:after="200"/>
       </w:pPr>
       <w:r>
         <w:rPr>
           <w:b/>
-          <w:sz w:val="28"/>
+          <w:sz w:val="24"/>
         </w:rPr>
         <w:t>Expert în big data și baze de date – Alexandru Indries</w:t>
       </w:r>
     </w:p>
     <w:p>
       <w:pPr>
-        <w:spacing w:before="120" w:after="120"/>
-        <w:jc w:val="both"/>
+        <w:spacing w:after="120"/>
       </w:pPr>
       <w:r>
         <w:rPr>
@@ -29,16 +27,14 @@
       </w:r>
       <w:r>
         <w:rPr>
-          <w:b w:val="0"/>
           <w:sz w:val="24"/>
         </w:rPr>
-        <w:t>Proiectarea cadrului de colectare a datelor de performanță pentru sistemul integrat în cadrul subactivității 1.4: definirea structurii de stocare a metricilor de telemetrie, a indicatorilor de performanță ai modelelor de inteligență artificială și a datelor de consum energetic al platformelor mobile. Analiza volumelor de date generate de subsisteme în operare continuă — date LiDAR de la robotul terestru, telemetrie MQTT și înregistrări video de la platforma aeriană, metrici API de la platforma software — și evaluarea cerințelor de stocare și procesare pentru un scenariu de operare pe un parc fotovoltaic de 1 MW. Documentarea fluxurilor de date relevante pentru evaluarea performanței, pornind de la arhitectura validată în subactivitatea 1.3.</w:t>
+        <w:t>Proiectarea cadrului de colectare a datelor de performanță pentru sistemul integrat: metrici de telemetrie, indicatori AI și date de consum energetic al platformelor mobile. Analiza volumelor de date generate de subsisteme în operare continuă și a cerințelor de stocare pentru un parc fotovoltaic de 1 MW.</w:t>
       </w:r>
     </w:p>
     <w:p>
       <w:pPr>
-        <w:spacing w:before="120" w:after="120"/>
-        <w:jc w:val="both"/>
+        <w:spacing w:after="120"/>
       </w:pPr>
       <w:r>
         <w:rPr>
@@ -49,16 +45,14 @@
       </w:r>
       <w:r>
         <w:rPr>
-          <w:b w:val="0"/>
           <w:sz w:val="24"/>
         </w:rPr>
-        <w:t>Implementarea mecanismelor de colectare și agregare a datelor de performanță: gestionarea metricilor de telemetrie cu limitare temporală pentru scrierile în baza de date PostgreSQL, analiza comportamentului cache-ului Redis pentru stările curente ale dispozitivelor în condiții de sarcină ridicată și evaluarea consistenței datelor de performanță colectate din surse multiple. Analiza performanței modelelor de date sub sarcini realiste: evaluarea eficienței indexurilor existente pe coloanele frecvent interogate, identificarea interogărilor cu cost ridicat de execuție și documentarea comportamentului fondului de conexiuni în scenarii de concurență. Validarea integrității și trasabilității datelor de telemetrie colectate de la platforma aeriană prin DJI Cloud API.</w:t>
+        <w:t>Implementarea mecanismelor de colectare și agregare a metricilor de performanță, inclusiv evaluarea cache-ului Redis și a consistenței datelor de telemetrie. Analiza performanței modelelor de date: eficiența indexurilor, interogările cu cost ridicat și comportamentul fondului de conexiuni în scenarii de concurență.</w:t>
       </w:r>
     </w:p>
     <w:p>
       <w:pPr>
-        <w:spacing w:before="120" w:after="120"/>
-        <w:jc w:val="both"/>
+        <w:spacing w:after="120"/>
       </w:pPr>
       <w:r>
         <w:rPr>
@@ -69,10 +63,9 @@
       </w:r>
       <w:r>
         <w:rPr>
-          <w:b w:val="0"/>
           <w:sz w:val="24"/>
         </w:rPr>
-        <w:t>Generarea analizei de performanță pe baza datelor colectate: procesarea metricilor de telemetrie, validarea consistenței datelor de consum energetic ale platformelor mobile și documentarea indicatorilor de performanță confirmați prin măsurători instrumentate. Contribuție la analiza bilanțului energetic pentru scenariile de încărcare solară prin structurarea și procesarea datelor de referință privind producția parcurilor fotovoltaice și necesarul energetic al echipamentelor — robot terestru și dronă —, utilizate în dimensionarea stațiilor solare din raportul 1.4. Documentarea recomandărilor privind arhitectura de date și a direcțiilor de optimizare a accesului la informații pentru etapele următoare ale proiectului.</w:t>
+        <w:t>Generarea analizei de performanță pe baza datelor colectate și validarea consistenței datelor de consum energetic al platformelor mobile. Contribuție la analiza bilanțului energetic pentru scenariile de încărcare solară prin structurarea datelor de referință privind producția parcurilor fotovoltaice și necesarul echipamentelor.</w:t>
       </w:r>
     </w:p>
     <w:sectPr>

--- a/rapoarte_1_4/Expert_Db_Big_Data_1_4_Alexandru_Indries.docx
+++ b/rapoarte_1_4/Expert_Db_Big_Data_1_4_Alexandru_Indries.docx
@@ -29,7 +29,7 @@
         <w:rPr>
           <w:sz w:val="24"/>
         </w:rPr>
-        <w:t>Proiectarea cadrului de colectare a datelor de performanță pentru sistemul integrat: metrici de telemetrie, indicatori AI și date de consum energetic al platformelor mobile. Analiza volumelor de date generate de subsisteme în operare continuă și a cerințelor de stocare pentru un parc fotovoltaic de 1 MW.</w:t>
+        <w:t>Proiectarea cadrului de colectare a datelor de performanță: metrici de telemetrie, indicatori AI și consum energetic al platformelor mobile. Analiza volumelor de date generate în operare continuă și a cerințelor de stocare pentru un parc de 1 MW.</w:t>
       </w:r>
     </w:p>
     <w:p>
@@ -47,7 +47,7 @@
         <w:rPr>
           <w:sz w:val="24"/>
         </w:rPr>
-        <w:t>Implementarea mecanismelor de colectare și agregare a metricilor de performanță, inclusiv evaluarea cache-ului Redis și a consistenței datelor de telemetrie. Analiza performanței modelelor de date: eficiența indexurilor, interogările cu cost ridicat și comportamentul fondului de conexiuni în scenarii de concurență.</w:t>
+        <w:t>Implementarea mecanismelor de colectare și agregare a metricilor de performanță și evaluarea consistenței datelor de telemetrie. Analiza modelelor de date: eficiența indexurilor, interogările cu cost ridicat și comportamentul fondului de conexiuni.</w:t>
       </w:r>
     </w:p>
     <w:p>
@@ -65,7 +65,7 @@
         <w:rPr>
           <w:sz w:val="24"/>
         </w:rPr>
-        <w:t>Generarea analizei de performanță pe baza datelor colectate și validarea consistenței datelor de consum energetic al platformelor mobile. Contribuție la analiza bilanțului energetic pentru scenariile de încărcare solară prin structurarea datelor de referință privind producția parcurilor fotovoltaice și necesarul echipamentelor.</w:t>
+        <w:t>Validarea consistenței datelor de consum energetic și generarea analizei de performanță pe baza metricilor colectate. Contribuție la bilanțul energetic al scenariilor de încărcare solară prin structurarea datelor de referință privind producția parcurilor fotovoltaice.</w:t>
       </w:r>
     </w:p>
     <w:sectPr>
